--- a/output/docx/ru/BUFRCREX_TableB_ru_13.docx
+++ b/output/docx/ru/BUFRCREX_TableB_ru_13.docx
@@ -1993,7 +1993,7 @@
                 <w:b w:val="0"/>
                 <w:sz w:val="16"/>
               </w:rPr>
-              <w:t>Note 39: Ненаправленные спектры (Ib = 0 в WAVEOB) или частично направленные спектры (Ib = 1 в WAVEOB с одним направлением на каждое волновое число). Значение = 0 (полные направленные спектры) или 1 (ненаправленные спектры или частично направленные спектры). Частично направленные спектры имеют только одно направление на каждое волновое число полосы.</w:t>
+              <w:t>Note B39: Относительно дескриптора 0 13 009 поставщики этих данных желают сохранить «сырые» (т. е. необработанные) величины относительной влажности, сообщаемые этим датчиком, для того чтобы суметь обнаружить, наряду с другими аспектами, когда датчик начнет неправильно срабатывать. Это происходит, когда появляется отрицательное значение. Для всемирного обмена с другими странами возможно направление только лишь обработанных данных.</w:t>
             </w:r>
           </w:p>
         </w:tc>
@@ -2394,7 +2394,7 @@
                 <w:b w:val="0"/>
                 <w:sz w:val="16"/>
               </w:rPr>
-              <w:t>Note 26: Если радиозонд снабжен датчиком относительной влажности, 0 13 009 в последовательности должна всегда сообщаться в качестве обязательной величины, а температура точки росы может быть включена как производная величина. Если радиозонд снабжен датчиком точки росы, 0 12 103 в последовательности должна всегда сообщаться, а дескриптор 0 13 009 следует установить на отсутствующее значение.</w:t>
+              <w:t>Note B26: Значение высоты снежного покрова –0,01 м до масштабирования (–1 после него или в коде CREX) должно указывать незначительную высоту снега (менее 0,005 м). Значение высоты снежного покрова –0,02 м (–2 после масштабирования или в коде CREX) должно указывать «снежный покров несплошной».</w:t>
             </w:r>
           </w:p>
         </w:tc>
@@ -2587,7 +2587,7 @@
                 <w:b w:val="0"/>
                 <w:sz w:val="16"/>
               </w:rPr>
-              <w:t>Note 26: Если радиозонд снабжен датчиком относительной влажности, 0 13 009 в последовательности должна всегда сообщаться в качестве обязательной величины, а температура точки росы может быть включена как производная величина. Если радиозонд снабжен датчиком точки росы, 0 12 103 в последовательности должна всегда сообщаться, а дескриптор 0 13 009 следует установить на отсутствующее значение.</w:t>
+              <w:t>Note B26: Значение высоты снежного покрова –0,01 м до масштабирования (–1 после него или в коде CREX) должно указывать незначительную высоту снега (менее 0,005 м). Значение высоты снежного покрова –0,02 м (–2 после масштабирования или в коде CREX) должно указывать «снежный покров несплошной».</w:t>
             </w:r>
           </w:p>
         </w:tc>
@@ -4682,7 +4682,7 @@
                 <w:b w:val="0"/>
                 <w:sz w:val="16"/>
               </w:rPr>
-              <w:t>Note 53: Для кодирования испарения/суммарного испарения вместо дескриптора 0 13 032 следует использовать дескриптор 0 13 033.</w:t>
+              <w:t>Note B53: Для кодирования испарения/суммарного испарения вместо дескриптора 0 13 032 следует использовать дескриптор 0 13 033.</w:t>
             </w:r>
           </w:p>
         </w:tc>
@@ -5851,7 +5851,7 @@
                 <w:b w:val="0"/>
                 <w:sz w:val="16"/>
               </w:rPr>
-              <w:t>Note 119: Хотя два подъемных индекса (0 13 042 и 0 13 043) определяются как разности температур, однако они могут иметь отрицательные значения, даже если единицами измерения является кельвин; поэтому начало отсчета ненулевое.</w:t>
+              <w:t>Note B119: Хотя два подъемных индекса (0 13 042 и 0 13 043) определяются как разности температур, однако они могут иметь отрицательные значения, даже если единицами измерения является кельвин; поэтому начало отсчета ненулевое.</w:t>
             </w:r>
           </w:p>
         </w:tc>
@@ -6044,7 +6044,7 @@
                 <w:b w:val="0"/>
                 <w:sz w:val="16"/>
               </w:rPr>
-              <w:t>Note 119: Хотя два подъемных индекса (0 13 042 и 0 13 043) определяются как разности температур, однако они могут иметь отрицательные значения, даже если единицами измерения является кельвин; поэтому начало отсчета ненулевое.</w:t>
+              <w:t>Note B119: Хотя два подъемных индекса (0 13 042 и 0 13 043) определяются как разности температур, однако они могут иметь отрицательные значения, даже если единицами измерения является кельвин; поэтому начало отсчета ненулевое.</w:t>
             </w:r>
           </w:p>
         </w:tc>
@@ -6813,7 +6813,7 @@
                 <w:b w:val="0"/>
                 <w:sz w:val="16"/>
               </w:rPr>
-              <w:t>Note 129: «Измененный индекс стабильности Шоуолтера» определяется как разность температур между температурой окружающего воздуха на уровне 500 гПа и той температурой, которую частица воздуха, изначально на избранном базовом уровне, будет иметь, если бы она была перенесена со своего уровня конденсации до поверхности 500 гПа в результате влажного адиабатического процесса. Позитивные значения означают стабильные условия, в то время как негативные значения означают нестабильные условия. Базовым уровнем является 850 гПа, 800 гПа или 750 гПа, если высота станции составляет менее, чем 1000, 1000–1400 или 1401–2000 геопотенциальных метров над средним уровнем моря, соответственно.</w:t>
+              <w:t>Note B129: «Измененный индекс стабильности Шоуолтера» определяется как разность температур между температурой окружающего воздуха на уровне 500 гПа и той температурой, которую частица воздуха, изначально на избранном базовом уровне, будет иметь, если бы она была перенесена со своего уровня конденсации до поверхности 500 гПа в результате влажного адиабатического процесса. Позитивные значения означают стабильные условия, в то время как негативные значения означают нестабильные условия. Базовым уровнем является 850 гПа, 800 гПа или 750 гПа, если высота станции составляет менее, чем 1000, 1000–1400 или 1401–2000 геопотенциальных метров над средним уровнем моря, соответственно.</w:t>
             </w:r>
           </w:p>
         </w:tc>
@@ -13913,7 +13913,7 @@
                 <w:b w:val="0"/>
                 <w:sz w:val="16"/>
               </w:rPr>
-              <w:t>Note 88: Толщине льда (0 13 115) должен предшествовать тип поверхности (0 08 029), установленный на 11, 12, 13 или 14 для обозначения соответственно реки, озера, моря или ледника.</w:t>
+              <w:t>Note B88: Толщине льда (0 13 115) должен предшествовать тип поверхности (0 08 029), установленный на 11, 12, 13 или 14 для обозначения соответственно реки, озера, моря или ледника.</w:t>
             </w:r>
           </w:p>
         </w:tc>
@@ -14506,7 +14506,7 @@
                 <w:b w:val="0"/>
                 <w:sz w:val="16"/>
               </w:rPr>
-              <w:t>Note 41: Обычно 1; может быть 2, если используются и датчик вертикальной качки, и датчик наклона, или 0, если спектральные данные отсутствуют.</w:t>
+              <w:t>Note B41: Значение высоты свежевыпавшего снега (0 13 118), установленное на –0,001 до масштабирования (–1 после него или в коде CREX), должно указывать незначительную высоту снега (менее 0,0005 м). Значение высоты свежевыпавшего снега (0 13 118), установленное на –0,002 до масштабирования (–2 после масштабирования или в коде CREX), должно указывать, что «снежный покров не сплошной».</w:t>
             </w:r>
           </w:p>
         </w:tc>
@@ -14722,7 +14722,7 @@
                 <w:b w:val="0"/>
                 <w:sz w:val="16"/>
               </w:rPr>
-              <w:t>Note 28: В контексте 3 10 067 значения давления, следующие непосредственно за компонентами ветра, следует считать относящимися к данным компонентам.</w:t>
+              <w:t>Note B28: Значение интенсивности осадков –0,00001 кг·м-2·с-1 до масштабирования (–1 после масштабирования) и –0,01 мм·ч-1 до масштабирования (–1 после масштабирования) должно указывать на «следы» осадков в BUFR и в CREX соответственно.</w:t>
             </w:r>
           </w:p>
         </w:tc>
@@ -15552,7 +15552,7 @@
           <w:i/>
           <w:sz w:val="14"/>
         </w:rPr>
-        <w:t>Note 23: Значение осадков –0,1 кг·м-2 до масштабирования (–1 после масштабирования или в коде CREX) должно указывать на «следы» осадков (не поддающиеся измерению, менее 0,05 кг·м-2).</w:t>
+        <w:t>Note B23: Значение осадков –0,1 кг·м-2 до масштабирования (–1 после масштабирования или в коде CREX) должно указывать на «следы» осадков (не поддающиеся измерению, менее 0,05 кг·м-2).</w:t>
       </w:r>
     </w:p>
     <w:sectPr>
